--- a/pr-preview/pr-491/prediction-handout.docx
+++ b/pr-preview/pr-491/prediction-handout.docx
@@ -15,7 +15,7 @@
         <w:pStyle w:val="Date"/>
       </w:pPr>
       <w:r>
-        <w:t xml:space="preserve">Last modified: 2026-10-27 01:31:01 (PDT)</w:t>
+        <w:t xml:space="preserve">Last modified: 2026-10-27 03:08:59 (PDT)</w:t>
       </w:r>
     </w:p>
     <w:bookmarkStart w:id="26" w:name="sec-predictions"/>

--- a/pr-preview/pr-491/prediction-handout.docx
+++ b/pr-preview/pr-491/prediction-handout.docx
@@ -15,7 +15,7 @@
         <w:pStyle w:val="Date"/>
       </w:pPr>
       <w:r>
-        <w:t xml:space="preserve">Last modified: 2026-10-27 03:08:59 (PDT)</w:t>
+        <w:t xml:space="preserve">Last modified: 2026-10-27 03:45:16 (PDT)</w:t>
       </w:r>
     </w:p>
     <w:bookmarkStart w:id="26" w:name="sec-predictions"/>

--- a/pr-preview/pr-491/prediction-handout.docx
+++ b/pr-preview/pr-491/prediction-handout.docx
@@ -15,7 +15,7 @@
         <w:pStyle w:val="Date"/>
       </w:pPr>
       <w:r>
-        <w:t xml:space="preserve">Last modified: 2026-10-27 03:45:16 (PDT)</w:t>
+        <w:t xml:space="preserve">Last modified: 2026-10-27 04:54:13 (PDT)</w:t>
       </w:r>
     </w:p>
     <w:bookmarkStart w:id="26" w:name="sec-predictions"/>

--- a/pr-preview/pr-491/prediction-handout.docx
+++ b/pr-preview/pr-491/prediction-handout.docx
@@ -15,7 +15,7 @@
         <w:pStyle w:val="Date"/>
       </w:pPr>
       <w:r>
-        <w:t xml:space="preserve">Last modified: 2026-10-27 04:54:13 (PDT)</w:t>
+        <w:t xml:space="preserve">Last modified: 2026-10-27 14:23:57 (PDT)</w:t>
       </w:r>
     </w:p>
     <w:bookmarkStart w:id="26" w:name="sec-predictions"/>
@@ -6684,7 +6684,7 @@
     </w:p>
     <w:bookmarkEnd w:id="37"/>
     <w:bookmarkEnd w:id="38"/>
-    <w:bookmarkStart w:id="45" w:name="sec-estimation-vs-prediction"/>
+    <w:bookmarkStart w:id="46" w:name="sec-estimation-vs-prediction"/>
     <w:p>
       <w:pPr>
         <w:pStyle w:val="Heading2"/>
@@ -6693,7 +6693,7 @@
         <w:t xml:space="preserve">3 Estimation versus prediction</w:t>
       </w:r>
     </w:p>
-    <w:bookmarkStart w:id="44" w:name="rem-estimation-vs-prediction"/>
+    <w:bookmarkStart w:id="45" w:name="rem-estimation-vs-prediction"/>
     <w:p>
       <w:pPr>
         <w:pStyle w:val="FirstParagraph"/>
@@ -6972,7 +6972,7 @@
         <w:t xml:space="preserve"> </w:t>
       </w:r>
       <w:r>
-        <w:t xml:space="preserve">A prediction’s expected squared error cannot fall below the</w:t>
+        <w:t xml:space="preserve">A prediction’s expected squared error, given the same</w:t>
       </w:r>
       <w:r>
         <w:t xml:space="preserve"> </w:t>
@@ -6982,7 +6982,21 @@
           <w:rPr>
             <w:rStyle w:val="Hyperlink"/>
           </w:rPr>
-          <w:t xml:space="preserve">irreducible error</w:t>
+          <w:t xml:space="preserve">covariates</w:t>
+        </w:r>
+      </w:hyperlink>
+      <w:r>
+        <w:t xml:space="preserve">, cannot fall below the</w:t>
+      </w:r>
+      <w:r>
+        <w:t xml:space="preserve"> </w:t>
+      </w:r>
+      <w:hyperlink r:id="rId43">
+        <w:r>
+          <w:rPr>
+            <w:rStyle w:val="Hyperlink"/>
+          </w:rPr>
+          <w:t xml:space="preserve">residual variance</w:t>
         </w:r>
       </w:hyperlink>
       <w:r>
@@ -6999,7 +7013,7 @@
       <w:pPr>
         <w:pStyle w:val="FirstParagraph"/>
       </w:pPr>
-      <w:hyperlink r:id="rId43">
+      <w:hyperlink r:id="rId44">
         <w:r>
           <w:rPr>
             <w:rStyle w:val="Hyperlink"/>
@@ -7014,9 +7028,9 @@
         <w:t xml:space="preserve">estimates the prediction error on new observations.</w:t>
       </w:r>
     </w:p>
-    <w:bookmarkEnd w:id="44"/>
     <w:bookmarkEnd w:id="45"/>
-    <w:bookmarkStart w:id="54" w:name="references"/>
+    <w:bookmarkEnd w:id="46"/>
+    <w:bookmarkStart w:id="55" w:name="references"/>
     <w:p>
       <w:pPr>
         <w:pStyle w:val="Heading2"/>
@@ -7025,8 +7039,8 @@
         <w:t xml:space="preserve">References</w:t>
       </w:r>
     </w:p>
-    <w:bookmarkStart w:id="53" w:name="refs"/>
-    <w:bookmarkStart w:id="47" w:name="ref-hastie2009elements"/>
+    <w:bookmarkStart w:id="54" w:name="refs"/>
+    <w:bookmarkStart w:id="48" w:name="ref-hastie2009elements"/>
     <w:p>
       <w:pPr>
         <w:pStyle w:val="Bibliography"/>
@@ -7059,7 +7073,7 @@
       <w:r>
         <w:t xml:space="preserve"> </w:t>
       </w:r>
-      <w:hyperlink r:id="rId46">
+      <w:hyperlink r:id="rId47">
         <w:r>
           <w:rPr>
             <w:rStyle w:val="Hyperlink"/>
@@ -7071,8 +7085,8 @@
         <w:t xml:space="preserve">.</w:t>
       </w:r>
     </w:p>
-    <w:bookmarkEnd w:id="47"/>
-    <w:bookmarkStart w:id="49" w:name="ref-wikipedia_errors_and_residuals"/>
+    <w:bookmarkEnd w:id="48"/>
+    <w:bookmarkStart w:id="50" w:name="ref-wikipedia_errors_and_residuals"/>
     <w:p>
       <w:pPr>
         <w:pStyle w:val="Bibliography"/>
@@ -7119,7 +7133,7 @@
       <w:r>
         <w:t xml:space="preserve"> </w:t>
       </w:r>
-      <w:hyperlink r:id="rId48">
+      <w:hyperlink r:id="rId49">
         <w:r>
           <w:rPr>
             <w:rStyle w:val="Hyperlink"/>
@@ -7128,8 +7142,8 @@
         </w:r>
       </w:hyperlink>
     </w:p>
-    <w:bookmarkEnd w:id="49"/>
-    <w:bookmarkStart w:id="50" w:name="ref-hosmer1989applied"/>
+    <w:bookmarkEnd w:id="50"/>
+    <w:bookmarkStart w:id="51" w:name="ref-hosmer1989applied"/>
     <w:p>
       <w:pPr>
         <w:pStyle w:val="Bibliography"/>
@@ -7160,8 +7174,8 @@
         <w:t xml:space="preserve">. New York: Wiley, 1989.</w:t>
       </w:r>
     </w:p>
-    <w:bookmarkEnd w:id="50"/>
-    <w:bookmarkStart w:id="52" w:name="Xd697438674adfa1ece88a6799c39e311e25258b"/>
+    <w:bookmarkEnd w:id="51"/>
+    <w:bookmarkStart w:id="53" w:name="Xd697438674adfa1ece88a6799c39e311e25258b"/>
     <w:p>
       <w:pPr>
         <w:pStyle w:val="Bibliography"/>
@@ -7208,7 +7222,7 @@
       <w:r>
         <w:t xml:space="preserve"> </w:t>
       </w:r>
-      <w:hyperlink r:id="rId51">
+      <w:hyperlink r:id="rId52">
         <w:r>
           <w:rPr>
             <w:rStyle w:val="Hyperlink"/>
@@ -7217,9 +7231,9 @@
         </w:r>
       </w:hyperlink>
     </w:p>
-    <w:bookmarkEnd w:id="52"/>
     <w:bookmarkEnd w:id="53"/>
     <w:bookmarkEnd w:id="54"/>
+    <w:bookmarkEnd w:id="55"/>
     <w:sectPr>
       <w:footnotePr>
         <w:numRestart w:val="eachSect"/>

--- a/pr-preview/pr-491/prediction-handout.docx
+++ b/pr-preview/pr-491/prediction-handout.docx
@@ -15,7 +15,7 @@
         <w:pStyle w:val="Date"/>
       </w:pPr>
       <w:r>
-        <w:t xml:space="preserve">Last modified: 2026-10-27 14:23:57 (PDT)</w:t>
+        <w:t xml:space="preserve">Last modified: 2026-10-27 14:52:48 (PDT)</w:t>
       </w:r>
     </w:p>
     <w:bookmarkStart w:id="26" w:name="sec-predictions"/>
